--- a/Practicals formatted/Practical 14.docx
+++ b/Practicals formatted/Practical 14.docx
@@ -124,42 +124,13 @@
           <w:b/>
           <w:sz w:val="28"/>
         </w:rPr>
-        <w:t xml:space="preserve">Admin Dashboard with Role-Based Access Control, Dynamic Menu, and Audit </w:t>
-      </w:r>
-      <w:proofErr w:type="spellStart"/>
-      <w:r>
-        <w:rPr>
-          <w:b/>
-          <w:sz w:val="28"/>
-        </w:rPr>
-        <w:t>Log</w:t>
+        <w:t>Admin Dashboard with Role-Based Access Control, Dynamic Menu, and Audit Log</w:t>
       </w:r>
       <w:r>
         <w:rPr>
           <w:sz w:val="28"/>
         </w:rPr>
-        <w:t>Develop</w:t>
-      </w:r>
-      <w:proofErr w:type="spellEnd"/>
-      <w:r>
-        <w:rPr>
-          <w:sz w:val="28"/>
-        </w:rPr>
-        <w:t xml:space="preserve"> </w:t>
-      </w:r>
-      <w:proofErr w:type="spellStart"/>
-      <w:r>
-        <w:rPr>
-          <w:sz w:val="28"/>
-        </w:rPr>
-        <w:t>an</w:t>
-      </w:r>
-      <w:proofErr w:type="spellEnd"/>
-      <w:r>
-        <w:rPr>
-          <w:sz w:val="28"/>
-        </w:rPr>
-        <w:t xml:space="preserve"> admin dashboard that displays user statistics, student count,</w:t>
+        <w:t>Develop an admin dashboard that displays user statistics, student count,</w:t>
       </w:r>
       <w:r>
         <w:rPr>
@@ -191,7 +162,6 @@
           <w:sz w:val="28"/>
         </w:rPr>
       </w:pPr>
-      <w:proofErr w:type="spellStart"/>
       <w:r>
         <w:rPr>
           <w:sz w:val="32"/>
@@ -200,11 +170,7 @@
         <w:t>Theory</w:t>
       </w:r>
       <w:r>
-        <w:t>Answers</w:t>
-      </w:r>
-      <w:proofErr w:type="spellEnd"/>
-      <w:r>
-        <w:t xml:space="preserve"> to key questions</w:t>
+        <w:t>Answers to key questions</w:t>
       </w:r>
     </w:p>
     <w:p>
@@ -246,25 +212,7 @@
           <w:sz w:val="28"/>
           <w:lang w:val="en-IN"/>
         </w:rPr>
-        <w:t xml:space="preserve">Yes. SQL aggregate functions such as </w:t>
-      </w:r>
-      <w:proofErr w:type="gramStart"/>
-      <w:r>
-        <w:rPr>
-          <w:color w:val="0D0D0D" w:themeColor="text1" w:themeTint="F2"/>
-          <w:sz w:val="28"/>
-          <w:lang w:val="en-IN"/>
-        </w:rPr>
-        <w:t>COUNT(</w:t>
-      </w:r>
-      <w:proofErr w:type="gramEnd"/>
-      <w:r>
-        <w:rPr>
-          <w:color w:val="0D0D0D" w:themeColor="text1" w:themeTint="F2"/>
-          <w:sz w:val="28"/>
-          <w:lang w:val="en-IN"/>
-        </w:rPr>
-        <w:t>) retrieve the current number of users, students, and events from the database.</w:t>
+        <w:t>Yes. SQL aggregate functions such as COUNT() retrieve the current number of users, students, and events from the database.</w:t>
       </w:r>
     </w:p>
     <w:p>
@@ -369,25 +317,7 @@
           <w:sz w:val="28"/>
           <w:lang w:val="en-IN"/>
         </w:rPr>
-        <w:t xml:space="preserve">4. Are important admin actions recorded in </w:t>
-      </w:r>
-      <w:proofErr w:type="spellStart"/>
-      <w:r>
-        <w:rPr>
-          <w:color w:val="0D0D0D" w:themeColor="text1" w:themeTint="F2"/>
-          <w:sz w:val="28"/>
-          <w:lang w:val="en-IN"/>
-        </w:rPr>
-        <w:t>audit_logs</w:t>
-      </w:r>
-      <w:proofErr w:type="spellEnd"/>
-      <w:r>
-        <w:rPr>
-          <w:color w:val="0D0D0D" w:themeColor="text1" w:themeTint="F2"/>
-          <w:sz w:val="28"/>
-          <w:lang w:val="en-IN"/>
-        </w:rPr>
-        <w:t>?</w:t>
+        <w:t>4. Are important admin actions recorded in audit_logs?</w:t>
       </w:r>
     </w:p>
     <w:p>
@@ -534,78 +464,7 @@
         <w:rPr>
           <w:sz w:val="22"/>
         </w:rPr>
-        <w:t>&lt;?</w:t>
-      </w:r>
-      <w:proofErr w:type="spellStart"/>
-      <w:r>
-        <w:rPr>
-          <w:sz w:val="22"/>
-        </w:rPr>
-        <w:t>php</w:t>
-      </w:r>
-      <w:proofErr w:type="spellEnd"/>
-    </w:p>
-    <w:p>
-      <w:pPr>
-        <w:rPr>
-          <w:sz w:val="22"/>
-        </w:rPr>
-      </w:pPr>
-      <w:proofErr w:type="spellStart"/>
-      <w:r>
-        <w:rPr>
-          <w:sz w:val="22"/>
-        </w:rPr>
-        <w:t>require_once</w:t>
-      </w:r>
-      <w:proofErr w:type="spellEnd"/>
-      <w:r>
-        <w:rPr>
-          <w:sz w:val="22"/>
-        </w:rPr>
-        <w:t xml:space="preserve"> __DIR_</w:t>
-      </w:r>
-      <w:proofErr w:type="gramStart"/>
-      <w:r>
-        <w:rPr>
-          <w:sz w:val="22"/>
-        </w:rPr>
-        <w:t>_ .</w:t>
-      </w:r>
-      <w:proofErr w:type="gramEnd"/>
-      <w:r>
-        <w:rPr>
-          <w:sz w:val="22"/>
-        </w:rPr>
-        <w:t xml:space="preserve"> "/../</w:t>
-      </w:r>
-      <w:proofErr w:type="spellStart"/>
-      <w:r>
-        <w:rPr>
-          <w:sz w:val="22"/>
-        </w:rPr>
-        <w:t>api</w:t>
-      </w:r>
-      <w:proofErr w:type="spellEnd"/>
-      <w:r>
-        <w:rPr>
-          <w:sz w:val="22"/>
-        </w:rPr>
-        <w:t>/</w:t>
-      </w:r>
-      <w:proofErr w:type="spellStart"/>
-      <w:r>
-        <w:rPr>
-          <w:sz w:val="22"/>
-        </w:rPr>
-        <w:t>auth.php</w:t>
-      </w:r>
-      <w:proofErr w:type="spellEnd"/>
-      <w:r>
-        <w:rPr>
-          <w:sz w:val="22"/>
-        </w:rPr>
-        <w:t>";</w:t>
+        <w:t>&lt;?php</w:t>
       </w:r>
     </w:p>
     <w:p>
@@ -614,61 +473,11 @@
           <w:sz w:val="22"/>
         </w:rPr>
       </w:pPr>
-      <w:proofErr w:type="spellStart"/>
       <w:r>
         <w:rPr>
           <w:sz w:val="22"/>
         </w:rPr>
-        <w:t>require_once</w:t>
-      </w:r>
-      <w:proofErr w:type="spellEnd"/>
-      <w:r>
-        <w:rPr>
-          <w:sz w:val="22"/>
-        </w:rPr>
-        <w:t xml:space="preserve"> __DIR_</w:t>
-      </w:r>
-      <w:proofErr w:type="gramStart"/>
-      <w:r>
-        <w:rPr>
-          <w:sz w:val="22"/>
-        </w:rPr>
-        <w:t>_ .</w:t>
-      </w:r>
-      <w:proofErr w:type="gramEnd"/>
-      <w:r>
-        <w:rPr>
-          <w:sz w:val="22"/>
-        </w:rPr>
-        <w:t xml:space="preserve"> "/../</w:t>
-      </w:r>
-      <w:proofErr w:type="spellStart"/>
-      <w:r>
-        <w:rPr>
-          <w:sz w:val="22"/>
-        </w:rPr>
-        <w:t>api</w:t>
-      </w:r>
-      <w:proofErr w:type="spellEnd"/>
-      <w:r>
-        <w:rPr>
-          <w:sz w:val="22"/>
-        </w:rPr>
-        <w:t>/</w:t>
-      </w:r>
-      <w:proofErr w:type="spellStart"/>
-      <w:r>
-        <w:rPr>
-          <w:sz w:val="22"/>
-        </w:rPr>
-        <w:t>db_mysqli.php</w:t>
-      </w:r>
-      <w:proofErr w:type="spellEnd"/>
-      <w:r>
-        <w:rPr>
-          <w:sz w:val="22"/>
-        </w:rPr>
-        <w:t>";</w:t>
+        <w:t>session_start();</w:t>
       </w:r>
     </w:p>
     <w:p>
@@ -684,19 +493,11 @@
           <w:sz w:val="22"/>
         </w:rPr>
       </w:pPr>
-      <w:proofErr w:type="spellStart"/>
       <w:r>
         <w:rPr>
           <w:sz w:val="22"/>
         </w:rPr>
-        <w:t>requireRole</w:t>
-      </w:r>
-      <w:proofErr w:type="spellEnd"/>
-      <w:r>
-        <w:rPr>
-          <w:sz w:val="22"/>
-        </w:rPr>
-        <w:t>("admin");</w:t>
+        <w:t>/* Demonstration only: simulate an authenticated admin. */</w:t>
       </w:r>
     </w:p>
     <w:p>
@@ -705,40 +506,11 @@
           <w:sz w:val="22"/>
         </w:rPr>
       </w:pPr>
-    </w:p>
-    <w:p>
-      <w:pPr>
+      <w:r>
         <w:rPr>
           <w:sz w:val="22"/>
         </w:rPr>
-      </w:pPr>
-      <w:r>
-        <w:rPr>
-          <w:sz w:val="22"/>
-        </w:rPr>
-        <w:t xml:space="preserve">function </w:t>
-      </w:r>
-      <w:proofErr w:type="spellStart"/>
-      <w:proofErr w:type="gramStart"/>
-      <w:r>
-        <w:rPr>
-          <w:sz w:val="22"/>
-        </w:rPr>
-        <w:t>getCount</w:t>
-      </w:r>
-      <w:proofErr w:type="spellEnd"/>
-      <w:r>
-        <w:rPr>
-          <w:sz w:val="22"/>
-        </w:rPr>
-        <w:t>(</w:t>
-      </w:r>
-      <w:proofErr w:type="gramEnd"/>
-      <w:r>
-        <w:rPr>
-          <w:sz w:val="22"/>
-        </w:rPr>
-        <w:t>$conn, $table) {</w:t>
+        <w:t>$_SESSION["role"] ??= "admin";</w:t>
       </w:r>
     </w:p>
     <w:p>
@@ -747,25 +519,18 @@
           <w:sz w:val="22"/>
         </w:rPr>
       </w:pPr>
+    </w:p>
+    <w:p>
+      <w:pPr>
+        <w:rPr>
+          <w:sz w:val="22"/>
+        </w:rPr>
+      </w:pPr>
       <w:r>
         <w:rPr>
           <w:sz w:val="22"/>
         </w:rPr>
-        <w:t xml:space="preserve">    $allowed = </w:t>
-      </w:r>
-      <w:proofErr w:type="gramStart"/>
-      <w:r>
-        <w:rPr>
-          <w:sz w:val="22"/>
-        </w:rPr>
-        <w:t>array(</w:t>
-      </w:r>
-      <w:proofErr w:type="gramEnd"/>
-      <w:r>
-        <w:rPr>
-          <w:sz w:val="22"/>
-        </w:rPr>
-        <w:t>"users", "students", "events");</w:t>
+        <w:t>if ($_SESSION["role"] !== "admin") {</w:t>
       </w:r>
     </w:p>
     <w:p>
@@ -774,60 +539,11 @@
           <w:sz w:val="22"/>
         </w:rPr>
       </w:pPr>
-    </w:p>
-    <w:p>
-      <w:pPr>
+      <w:r>
         <w:rPr>
           <w:sz w:val="22"/>
         </w:rPr>
-      </w:pPr>
-      <w:r>
-        <w:rPr>
-          <w:sz w:val="22"/>
-        </w:rPr>
-        <w:t xml:space="preserve">    if </w:t>
-      </w:r>
-      <w:proofErr w:type="gramStart"/>
-      <w:r>
-        <w:rPr>
-          <w:sz w:val="22"/>
-        </w:rPr>
-        <w:t>(!</w:t>
-      </w:r>
-      <w:proofErr w:type="spellStart"/>
-      <w:r>
-        <w:rPr>
-          <w:sz w:val="22"/>
-        </w:rPr>
-        <w:t>in</w:t>
-      </w:r>
-      <w:proofErr w:type="gramEnd"/>
-      <w:r>
-        <w:rPr>
-          <w:sz w:val="22"/>
-        </w:rPr>
-        <w:t>_</w:t>
-      </w:r>
-      <w:proofErr w:type="gramStart"/>
-      <w:r>
-        <w:rPr>
-          <w:sz w:val="22"/>
-        </w:rPr>
-        <w:t>array</w:t>
-      </w:r>
-      <w:proofErr w:type="spellEnd"/>
-      <w:r>
-        <w:rPr>
-          <w:sz w:val="22"/>
-        </w:rPr>
-        <w:t>(</w:t>
-      </w:r>
-      <w:proofErr w:type="gramEnd"/>
-      <w:r>
-        <w:rPr>
-          <w:sz w:val="22"/>
-        </w:rPr>
-        <w:t>$table, $allowed, true)) {</w:t>
+        <w:t xml:space="preserve">    http_response_code(403);</w:t>
       </w:r>
     </w:p>
     <w:p>
@@ -840,125 +556,7 @@
         <w:rPr>
           <w:sz w:val="22"/>
         </w:rPr>
-        <w:t xml:space="preserve">        throw new </w:t>
-      </w:r>
-      <w:proofErr w:type="spellStart"/>
-      <w:proofErr w:type="gramStart"/>
-      <w:r>
-        <w:rPr>
-          <w:sz w:val="22"/>
-        </w:rPr>
-        <w:t>RuntimeException</w:t>
-      </w:r>
-      <w:proofErr w:type="spellEnd"/>
-      <w:r>
-        <w:rPr>
-          <w:sz w:val="22"/>
-        </w:rPr>
-        <w:t>(</w:t>
-      </w:r>
-      <w:proofErr w:type="gramEnd"/>
-      <w:r>
-        <w:rPr>
-          <w:sz w:val="22"/>
-        </w:rPr>
-        <w:t>"Invalid table.");</w:t>
-      </w:r>
-    </w:p>
-    <w:p>
-      <w:pPr>
-        <w:rPr>
-          <w:sz w:val="22"/>
-        </w:rPr>
-      </w:pPr>
-      <w:r>
-        <w:rPr>
-          <w:sz w:val="22"/>
-        </w:rPr>
-        <w:t xml:space="preserve">    }</w:t>
-      </w:r>
-    </w:p>
-    <w:p>
-      <w:pPr>
-        <w:rPr>
-          <w:sz w:val="22"/>
-        </w:rPr>
-      </w:pPr>
-    </w:p>
-    <w:p>
-      <w:pPr>
-        <w:rPr>
-          <w:sz w:val="22"/>
-        </w:rPr>
-      </w:pPr>
-      <w:r>
-        <w:rPr>
-          <w:sz w:val="22"/>
-        </w:rPr>
-        <w:t xml:space="preserve">    $result = $conn-&gt;</w:t>
-      </w:r>
-      <w:proofErr w:type="gramStart"/>
-      <w:r>
-        <w:rPr>
-          <w:sz w:val="22"/>
-        </w:rPr>
-        <w:t>query(</w:t>
-      </w:r>
-      <w:proofErr w:type="gramEnd"/>
-      <w:r>
-        <w:rPr>
-          <w:sz w:val="22"/>
-        </w:rPr>
-        <w:t xml:space="preserve">"SELECT </w:t>
-      </w:r>
-      <w:proofErr w:type="gramStart"/>
-      <w:r>
-        <w:rPr>
-          <w:sz w:val="22"/>
-        </w:rPr>
-        <w:t>COUNT(</w:t>
-      </w:r>
-      <w:proofErr w:type="gramEnd"/>
-      <w:r>
-        <w:rPr>
-          <w:sz w:val="22"/>
-        </w:rPr>
-        <w:t>*) AS total FROM `$table`");</w:t>
-      </w:r>
-    </w:p>
-    <w:p>
-      <w:pPr>
-        <w:rPr>
-          <w:sz w:val="22"/>
-        </w:rPr>
-      </w:pPr>
-      <w:r>
-        <w:rPr>
-          <w:sz w:val="22"/>
-        </w:rPr>
-        <w:t xml:space="preserve">    return (int) $result-&gt;</w:t>
-      </w:r>
-      <w:proofErr w:type="spellStart"/>
-      <w:r>
-        <w:rPr>
-          <w:sz w:val="22"/>
-        </w:rPr>
-        <w:t>fetch_assoc</w:t>
-      </w:r>
-      <w:proofErr w:type="spellEnd"/>
-      <w:proofErr w:type="gramStart"/>
-      <w:r>
-        <w:rPr>
-          <w:sz w:val="22"/>
-        </w:rPr>
-        <w:t>()[</w:t>
-      </w:r>
-      <w:proofErr w:type="gramEnd"/>
-      <w:r>
-        <w:rPr>
-          <w:sz w:val="22"/>
-        </w:rPr>
-        <w:t>"total"];</w:t>
+        <w:t xml:space="preserve">    exit("Access denied: Admins only");</w:t>
       </w:r>
     </w:p>
     <w:p>
@@ -991,43 +589,7 @@
         <w:rPr>
           <w:sz w:val="22"/>
         </w:rPr>
-        <w:t>$</w:t>
-      </w:r>
-      <w:proofErr w:type="spellStart"/>
-      <w:r>
-        <w:rPr>
-          <w:sz w:val="22"/>
-        </w:rPr>
-        <w:t>userCount</w:t>
-      </w:r>
-      <w:proofErr w:type="spellEnd"/>
-      <w:r>
-        <w:rPr>
-          <w:sz w:val="22"/>
-        </w:rPr>
-        <w:t xml:space="preserve"> = </w:t>
-      </w:r>
-      <w:proofErr w:type="spellStart"/>
-      <w:proofErr w:type="gramStart"/>
-      <w:r>
-        <w:rPr>
-          <w:sz w:val="22"/>
-        </w:rPr>
-        <w:t>getCount</w:t>
-      </w:r>
-      <w:proofErr w:type="spellEnd"/>
-      <w:r>
-        <w:rPr>
-          <w:sz w:val="22"/>
-        </w:rPr>
-        <w:t>(</w:t>
-      </w:r>
-      <w:proofErr w:type="gramEnd"/>
-      <w:r>
-        <w:rPr>
-          <w:sz w:val="22"/>
-        </w:rPr>
-        <w:t>$conn, "users");</w:t>
+        <w:t>$stats = [</w:t>
       </w:r>
     </w:p>
     <w:p>
@@ -1040,43 +602,7 @@
         <w:rPr>
           <w:sz w:val="22"/>
         </w:rPr>
-        <w:t>$</w:t>
-      </w:r>
-      <w:proofErr w:type="spellStart"/>
-      <w:r>
-        <w:rPr>
-          <w:sz w:val="22"/>
-        </w:rPr>
-        <w:t>studentCount</w:t>
-      </w:r>
-      <w:proofErr w:type="spellEnd"/>
-      <w:r>
-        <w:rPr>
-          <w:sz w:val="22"/>
-        </w:rPr>
-        <w:t xml:space="preserve"> = </w:t>
-      </w:r>
-      <w:proofErr w:type="spellStart"/>
-      <w:proofErr w:type="gramStart"/>
-      <w:r>
-        <w:rPr>
-          <w:sz w:val="22"/>
-        </w:rPr>
-        <w:t>getCount</w:t>
-      </w:r>
-      <w:proofErr w:type="spellEnd"/>
-      <w:r>
-        <w:rPr>
-          <w:sz w:val="22"/>
-        </w:rPr>
-        <w:t>(</w:t>
-      </w:r>
-      <w:proofErr w:type="gramEnd"/>
-      <w:r>
-        <w:rPr>
-          <w:sz w:val="22"/>
-        </w:rPr>
-        <w:t>$conn, "students");</w:t>
+        <w:t xml:space="preserve">    "Total Users" =&gt; 25,</w:t>
       </w:r>
     </w:p>
     <w:p>
@@ -1089,43 +615,171 @@
         <w:rPr>
           <w:sz w:val="22"/>
         </w:rPr>
-        <w:t>$</w:t>
+        <w:t xml:space="preserve">    "Total Students" =&gt; 20,</w:t>
       </w:r>
-      <w:proofErr w:type="spellStart"/>
+    </w:p>
+    <w:p>
+      <w:pPr>
+        <w:rPr>
+          <w:sz w:val="22"/>
+        </w:rPr>
+      </w:pPr>
       <w:r>
         <w:rPr>
           <w:sz w:val="22"/>
         </w:rPr>
-        <w:t>eventCount</w:t>
+        <w:t xml:space="preserve">    "Total Events" =&gt; 8,</w:t>
       </w:r>
-      <w:proofErr w:type="spellEnd"/>
+    </w:p>
+    <w:p>
+      <w:pPr>
+        <w:rPr>
+          <w:sz w:val="22"/>
+        </w:rPr>
+      </w:pPr>
       <w:r>
         <w:rPr>
           <w:sz w:val="22"/>
         </w:rPr>
-        <w:t xml:space="preserve"> = </w:t>
+        <w:t xml:space="preserve">    "Registrations" =&gt; 42</w:t>
       </w:r>
-      <w:proofErr w:type="spellStart"/>
-      <w:proofErr w:type="gramStart"/>
+    </w:p>
+    <w:p>
+      <w:pPr>
+        <w:rPr>
+          <w:sz w:val="22"/>
+        </w:rPr>
+      </w:pPr>
       <w:r>
         <w:rPr>
           <w:sz w:val="22"/>
         </w:rPr>
-        <w:t>getCount</w:t>
+        <w:t>];</w:t>
       </w:r>
-      <w:proofErr w:type="spellEnd"/>
+    </w:p>
+    <w:p>
+      <w:pPr>
+        <w:rPr>
+          <w:sz w:val="22"/>
+        </w:rPr>
+      </w:pPr>
+    </w:p>
+    <w:p>
+      <w:pPr>
+        <w:rPr>
+          <w:sz w:val="22"/>
+        </w:rPr>
+      </w:pPr>
       <w:r>
         <w:rPr>
           <w:sz w:val="22"/>
         </w:rPr>
-        <w:t>(</w:t>
+        <w:t>if (!isset($_SESSION["audit"])) {</w:t>
       </w:r>
-      <w:proofErr w:type="gramEnd"/>
+    </w:p>
+    <w:p>
+      <w:pPr>
+        <w:rPr>
+          <w:sz w:val="22"/>
+        </w:rPr>
+      </w:pPr>
       <w:r>
         <w:rPr>
           <w:sz w:val="22"/>
         </w:rPr>
-        <w:t>$conn, "events");</w:t>
+        <w:t xml:space="preserve">    $_SESSION["audit"] = [];</w:t>
+      </w:r>
+    </w:p>
+    <w:p>
+      <w:pPr>
+        <w:rPr>
+          <w:sz w:val="22"/>
+        </w:rPr>
+      </w:pPr>
+      <w:r>
+        <w:rPr>
+          <w:sz w:val="22"/>
+        </w:rPr>
+        <w:t>}</w:t>
+      </w:r>
+    </w:p>
+    <w:p>
+      <w:pPr>
+        <w:rPr>
+          <w:sz w:val="22"/>
+        </w:rPr>
+      </w:pPr>
+    </w:p>
+    <w:p>
+      <w:pPr>
+        <w:rPr>
+          <w:sz w:val="22"/>
+        </w:rPr>
+      </w:pPr>
+      <w:r>
+        <w:rPr>
+          <w:sz w:val="22"/>
+        </w:rPr>
+        <w:t>$_SESSION["audit"][] = date("Y-m-d H:i:s")</w:t>
+      </w:r>
+    </w:p>
+    <w:p>
+      <w:pPr>
+        <w:rPr>
+          <w:sz w:val="22"/>
+        </w:rPr>
+      </w:pPr>
+      <w:r>
+        <w:rPr>
+          <w:sz w:val="22"/>
+        </w:rPr>
+        <w:t xml:space="preserve">    . " - Admin opened dashboard";</w:t>
+      </w:r>
+    </w:p>
+    <w:p>
+      <w:pPr>
+        <w:rPr>
+          <w:sz w:val="22"/>
+        </w:rPr>
+      </w:pPr>
+    </w:p>
+    <w:p>
+      <w:pPr>
+        <w:rPr>
+          <w:sz w:val="22"/>
+        </w:rPr>
+      </w:pPr>
+      <w:r>
+        <w:rPr>
+          <w:sz w:val="22"/>
+        </w:rPr>
+        <w:t>if (count($_SESSION["audit"]) &gt; 5) {</w:t>
+      </w:r>
+    </w:p>
+    <w:p>
+      <w:pPr>
+        <w:rPr>
+          <w:sz w:val="22"/>
+        </w:rPr>
+      </w:pPr>
+      <w:r>
+        <w:rPr>
+          <w:sz w:val="22"/>
+        </w:rPr>
+        <w:t xml:space="preserve">    array_shift($_SESSION["audit"]);</w:t>
+      </w:r>
+    </w:p>
+    <w:p>
+      <w:pPr>
+        <w:rPr>
+          <w:sz w:val="22"/>
+        </w:rPr>
+      </w:pPr>
+      <w:r>
+        <w:rPr>
+          <w:sz w:val="22"/>
+        </w:rPr>
+        <w:t>}</w:t>
       </w:r>
     </w:p>
     <w:p>
@@ -1171,21 +825,7 @@
         <w:rPr>
           <w:sz w:val="22"/>
         </w:rPr>
-        <w:t>&lt;html lang="</w:t>
-      </w:r>
-      <w:proofErr w:type="spellStart"/>
-      <w:r>
-        <w:rPr>
-          <w:sz w:val="22"/>
-        </w:rPr>
-        <w:t>en</w:t>
-      </w:r>
-      <w:proofErr w:type="spellEnd"/>
-      <w:r>
-        <w:rPr>
-          <w:sz w:val="22"/>
-        </w:rPr>
-        <w:t>"&gt;</w:t>
+        <w:t>&lt;html&gt;</w:t>
       </w:r>
     </w:p>
     <w:p>
@@ -1198,7 +838,6 @@
         <w:rPr>
           <w:sz w:val="22"/>
         </w:rPr>
-        <w:lastRenderedPageBreak/>
         <w:t>&lt;head&gt;</w:t>
       </w:r>
     </w:p>
@@ -1212,19 +851,6 @@
         <w:rPr>
           <w:sz w:val="22"/>
         </w:rPr>
-        <w:t xml:space="preserve">    &lt;meta charset="UTF-8"&gt;</w:t>
-      </w:r>
-    </w:p>
-    <w:p>
-      <w:pPr>
-        <w:rPr>
-          <w:sz w:val="22"/>
-        </w:rPr>
-      </w:pPr>
-      <w:r>
-        <w:rPr>
-          <w:sz w:val="22"/>
-        </w:rPr>
         <w:t xml:space="preserve">    &lt;title&gt;Admin Dashboard&lt;/title&gt;</w:t>
       </w:r>
     </w:p>
@@ -1238,6 +864,71 @@
         <w:rPr>
           <w:sz w:val="22"/>
         </w:rPr>
+        <w:t xml:space="preserve">    &lt;style&gt;</w:t>
+      </w:r>
+    </w:p>
+    <w:p>
+      <w:pPr>
+        <w:rPr>
+          <w:sz w:val="22"/>
+        </w:rPr>
+      </w:pPr>
+      <w:r>
+        <w:rPr>
+          <w:sz w:val="22"/>
+        </w:rPr>
+        <w:t xml:space="preserve">        body {font-family:Arial;background:#eef6ff;padding:25px}</w:t>
+      </w:r>
+    </w:p>
+    <w:p>
+      <w:pPr>
+        <w:rPr>
+          <w:sz w:val="22"/>
+        </w:rPr>
+      </w:pPr>
+      <w:r>
+        <w:rPr>
+          <w:sz w:val="22"/>
+        </w:rPr>
+        <w:t xml:space="preserve">        .card {display:inline-block;background:white;padding:20px;</w:t>
+      </w:r>
+    </w:p>
+    <w:p>
+      <w:pPr>
+        <w:rPr>
+          <w:sz w:val="22"/>
+        </w:rPr>
+      </w:pPr>
+      <w:r>
+        <w:rPr>
+          <w:sz w:val="22"/>
+        </w:rPr>
+        <w:t xml:space="preserve">               margin:10px;border:1px solid #ccc}</w:t>
+      </w:r>
+    </w:p>
+    <w:p>
+      <w:pPr>
+        <w:rPr>
+          <w:sz w:val="22"/>
+        </w:rPr>
+      </w:pPr>
+      <w:r>
+        <w:rPr>
+          <w:sz w:val="22"/>
+        </w:rPr>
+        <w:t xml:space="preserve">    &lt;/style&gt;</w:t>
+      </w:r>
+    </w:p>
+    <w:p>
+      <w:pPr>
+        <w:rPr>
+          <w:sz w:val="22"/>
+        </w:rPr>
+      </w:pPr>
+      <w:r>
+        <w:rPr>
+          <w:sz w:val="22"/>
+        </w:rPr>
         <w:t>&lt;/head&gt;</w:t>
       </w:r>
     </w:p>
@@ -1264,7 +955,7 @@
         <w:rPr>
           <w:sz w:val="22"/>
         </w:rPr>
-        <w:t xml:space="preserve">    &lt;h1&gt;Admin Dashboard&lt;/h1&gt;</w:t>
+        <w:t xml:space="preserve">    &lt;h2&gt;Admin Dashboard&lt;/h2&gt;</w:t>
       </w:r>
     </w:p>
     <w:p>
@@ -1284,43 +975,7 @@
         <w:rPr>
           <w:sz w:val="22"/>
         </w:rPr>
-        <w:t xml:space="preserve">    &lt;p&gt;Total Users: </w:t>
-      </w:r>
-      <w:proofErr w:type="gramStart"/>
-      <w:r>
-        <w:rPr>
-          <w:sz w:val="22"/>
-        </w:rPr>
-        <w:t>&lt;?=</w:t>
-      </w:r>
-      <w:proofErr w:type="gramEnd"/>
-      <w:r>
-        <w:rPr>
-          <w:sz w:val="22"/>
-        </w:rPr>
-        <w:t xml:space="preserve"> $</w:t>
-      </w:r>
-      <w:proofErr w:type="spellStart"/>
-      <w:proofErr w:type="gramStart"/>
-      <w:r>
-        <w:rPr>
-          <w:sz w:val="22"/>
-        </w:rPr>
-        <w:t>userCount</w:t>
-      </w:r>
-      <w:proofErr w:type="spellEnd"/>
-      <w:r>
-        <w:rPr>
-          <w:sz w:val="22"/>
-        </w:rPr>
-        <w:t xml:space="preserve"> ?</w:t>
-      </w:r>
-      <w:proofErr w:type="gramEnd"/>
-      <w:r>
-        <w:rPr>
-          <w:sz w:val="22"/>
-        </w:rPr>
-        <w:t>&gt;&lt;/p&gt;</w:t>
+        <w:t xml:space="preserve">    &lt;?php foreach ($stats as $label =&gt; $value): ?&gt;</w:t>
       </w:r>
     </w:p>
     <w:p>
@@ -1333,43 +988,7 @@
         <w:rPr>
           <w:sz w:val="22"/>
         </w:rPr>
-        <w:t xml:space="preserve">    &lt;p&gt;Total Students: </w:t>
-      </w:r>
-      <w:proofErr w:type="gramStart"/>
-      <w:r>
-        <w:rPr>
-          <w:sz w:val="22"/>
-        </w:rPr>
-        <w:t>&lt;?=</w:t>
-      </w:r>
-      <w:proofErr w:type="gramEnd"/>
-      <w:r>
-        <w:rPr>
-          <w:sz w:val="22"/>
-        </w:rPr>
-        <w:t xml:space="preserve"> $</w:t>
-      </w:r>
-      <w:proofErr w:type="spellStart"/>
-      <w:proofErr w:type="gramStart"/>
-      <w:r>
-        <w:rPr>
-          <w:sz w:val="22"/>
-        </w:rPr>
-        <w:t>studentCount</w:t>
-      </w:r>
-      <w:proofErr w:type="spellEnd"/>
-      <w:r>
-        <w:rPr>
-          <w:sz w:val="22"/>
-        </w:rPr>
-        <w:t xml:space="preserve"> ?</w:t>
-      </w:r>
-      <w:proofErr w:type="gramEnd"/>
-      <w:r>
-        <w:rPr>
-          <w:sz w:val="22"/>
-        </w:rPr>
-        <w:t>&gt;&lt;/p&gt;</w:t>
+        <w:t xml:space="preserve">        &lt;div class="card"&gt;</w:t>
       </w:r>
     </w:p>
     <w:p>
@@ -1382,43 +1001,7 @@
         <w:rPr>
           <w:sz w:val="22"/>
         </w:rPr>
-        <w:t xml:space="preserve">    &lt;p&gt;Total Events: </w:t>
-      </w:r>
-      <w:proofErr w:type="gramStart"/>
-      <w:r>
-        <w:rPr>
-          <w:sz w:val="22"/>
-        </w:rPr>
-        <w:t>&lt;?=</w:t>
-      </w:r>
-      <w:proofErr w:type="gramEnd"/>
-      <w:r>
-        <w:rPr>
-          <w:sz w:val="22"/>
-        </w:rPr>
-        <w:t xml:space="preserve"> $</w:t>
-      </w:r>
-      <w:proofErr w:type="spellStart"/>
-      <w:proofErr w:type="gramStart"/>
-      <w:r>
-        <w:rPr>
-          <w:sz w:val="22"/>
-        </w:rPr>
-        <w:t>eventCount</w:t>
-      </w:r>
-      <w:proofErr w:type="spellEnd"/>
-      <w:r>
-        <w:rPr>
-          <w:sz w:val="22"/>
-        </w:rPr>
-        <w:t xml:space="preserve"> ?</w:t>
-      </w:r>
-      <w:proofErr w:type="gramEnd"/>
-      <w:r>
-        <w:rPr>
-          <w:sz w:val="22"/>
-        </w:rPr>
-        <w:t>&gt;&lt;/p&gt;</w:t>
+        <w:t xml:space="preserve">            &lt;h3&gt;&lt;?= htmlspecialchars($label) ?&gt;&lt;/h3&gt;</w:t>
       </w:r>
     </w:p>
     <w:p>
@@ -1427,18 +1010,11 @@
           <w:sz w:val="22"/>
         </w:rPr>
       </w:pPr>
-    </w:p>
-    <w:p>
-      <w:pPr>
+      <w:r>
         <w:rPr>
           <w:sz w:val="22"/>
         </w:rPr>
-      </w:pPr>
-      <w:r>
-        <w:rPr>
-          <w:sz w:val="22"/>
-        </w:rPr>
-        <w:t xml:space="preserve">    &lt;nav&gt;</w:t>
+        <w:t xml:space="preserve">            &lt;p&gt;&lt;?= $value ?&gt;&lt;/p&gt;</w:t>
       </w:r>
     </w:p>
     <w:p>
@@ -1451,35 +1027,7 @@
         <w:rPr>
           <w:sz w:val="22"/>
         </w:rPr>
-        <w:t xml:space="preserve">        &lt;a </w:t>
-      </w:r>
-      <w:proofErr w:type="spellStart"/>
-      <w:r>
-        <w:rPr>
-          <w:sz w:val="22"/>
-        </w:rPr>
-        <w:t>href</w:t>
-      </w:r>
-      <w:proofErr w:type="spellEnd"/>
-      <w:r>
-        <w:rPr>
-          <w:sz w:val="22"/>
-        </w:rPr>
-        <w:t>="admin-</w:t>
-      </w:r>
-      <w:proofErr w:type="spellStart"/>
-      <w:r>
-        <w:rPr>
-          <w:sz w:val="22"/>
-        </w:rPr>
-        <w:t>dashboard.php</w:t>
-      </w:r>
-      <w:proofErr w:type="spellEnd"/>
-      <w:r>
-        <w:rPr>
-          <w:sz w:val="22"/>
-        </w:rPr>
-        <w:t>"&gt;Dashboard&lt;/a&gt;</w:t>
+        <w:t xml:space="preserve">        &lt;/div&gt;</w:t>
       </w:r>
     </w:p>
     <w:p>
@@ -1492,49 +1040,7 @@
         <w:rPr>
           <w:sz w:val="22"/>
         </w:rPr>
-        <w:t xml:space="preserve">        &lt;a </w:t>
-      </w:r>
-      <w:proofErr w:type="spellStart"/>
-      <w:r>
-        <w:rPr>
-          <w:sz w:val="22"/>
-        </w:rPr>
-        <w:t>href</w:t>
-      </w:r>
-      <w:proofErr w:type="spellEnd"/>
-      <w:r>
-        <w:rPr>
-          <w:sz w:val="22"/>
-        </w:rPr>
-        <w:t>="../</w:t>
-      </w:r>
-      <w:proofErr w:type="spellStart"/>
-      <w:r>
-        <w:rPr>
-          <w:sz w:val="22"/>
-        </w:rPr>
-        <w:t>api</w:t>
-      </w:r>
-      <w:proofErr w:type="spellEnd"/>
-      <w:r>
-        <w:rPr>
-          <w:sz w:val="22"/>
-        </w:rPr>
-        <w:t>/</w:t>
-      </w:r>
-      <w:proofErr w:type="spellStart"/>
-      <w:r>
-        <w:rPr>
-          <w:sz w:val="22"/>
-        </w:rPr>
-        <w:t>logout.php</w:t>
-      </w:r>
-      <w:proofErr w:type="spellEnd"/>
-      <w:r>
-        <w:rPr>
-          <w:sz w:val="22"/>
-        </w:rPr>
-        <w:t>"&gt;Logout&lt;/a&gt;</w:t>
+        <w:t xml:space="preserve">    &lt;?php endforeach; ?&gt;</w:t>
       </w:r>
     </w:p>
     <w:p>
@@ -1543,11 +1049,169 @@
           <w:sz w:val="22"/>
         </w:rPr>
       </w:pPr>
+    </w:p>
+    <w:p>
+      <w:pPr>
+        <w:rPr>
+          <w:sz w:val="22"/>
+        </w:rPr>
+      </w:pPr>
       <w:r>
         <w:rPr>
           <w:sz w:val="22"/>
         </w:rPr>
-        <w:t xml:space="preserve">    &lt;/nav&gt;</w:t>
+        <w:lastRenderedPageBreak/>
+        <w:t xml:space="preserve">    &lt;h3&gt;Admin Menu&lt;/h3&gt;</w:t>
+      </w:r>
+    </w:p>
+    <w:p>
+      <w:pPr>
+        <w:rPr>
+          <w:sz w:val="22"/>
+        </w:rPr>
+      </w:pPr>
+      <w:r>
+        <w:rPr>
+          <w:sz w:val="22"/>
+        </w:rPr>
+        <w:t xml:space="preserve">    &lt;ul&gt;</w:t>
+      </w:r>
+    </w:p>
+    <w:p>
+      <w:pPr>
+        <w:rPr>
+          <w:sz w:val="22"/>
+        </w:rPr>
+      </w:pPr>
+      <w:r>
+        <w:rPr>
+          <w:sz w:val="22"/>
+        </w:rPr>
+        <w:t xml:space="preserve">        &lt;li&gt;Manage Students&lt;/li&gt;</w:t>
+      </w:r>
+    </w:p>
+    <w:p>
+      <w:pPr>
+        <w:rPr>
+          <w:sz w:val="22"/>
+        </w:rPr>
+      </w:pPr>
+      <w:r>
+        <w:rPr>
+          <w:sz w:val="22"/>
+        </w:rPr>
+        <w:t xml:space="preserve">        &lt;li&gt;Manage Events&lt;/li&gt;</w:t>
+      </w:r>
+    </w:p>
+    <w:p>
+      <w:pPr>
+        <w:rPr>
+          <w:sz w:val="22"/>
+        </w:rPr>
+      </w:pPr>
+      <w:r>
+        <w:rPr>
+          <w:sz w:val="22"/>
+        </w:rPr>
+        <w:t xml:space="preserve">        &lt;li&gt;View Registrations&lt;/li&gt;</w:t>
+      </w:r>
+    </w:p>
+    <w:p>
+      <w:pPr>
+        <w:rPr>
+          <w:sz w:val="22"/>
+        </w:rPr>
+      </w:pPr>
+      <w:r>
+        <w:rPr>
+          <w:sz w:val="22"/>
+        </w:rPr>
+        <w:t xml:space="preserve">    &lt;/ul&gt;</w:t>
+      </w:r>
+    </w:p>
+    <w:p>
+      <w:pPr>
+        <w:rPr>
+          <w:sz w:val="22"/>
+        </w:rPr>
+      </w:pPr>
+    </w:p>
+    <w:p>
+      <w:pPr>
+        <w:rPr>
+          <w:sz w:val="22"/>
+        </w:rPr>
+      </w:pPr>
+      <w:r>
+        <w:rPr>
+          <w:sz w:val="22"/>
+        </w:rPr>
+        <w:t xml:space="preserve">    &lt;h3&gt;Audit Log&lt;/h3&gt;</w:t>
+      </w:r>
+    </w:p>
+    <w:p>
+      <w:pPr>
+        <w:rPr>
+          <w:sz w:val="22"/>
+        </w:rPr>
+      </w:pPr>
+      <w:r>
+        <w:rPr>
+          <w:sz w:val="22"/>
+        </w:rPr>
+        <w:t xml:space="preserve">    &lt;ul&gt;</w:t>
+      </w:r>
+    </w:p>
+    <w:p>
+      <w:pPr>
+        <w:rPr>
+          <w:sz w:val="22"/>
+        </w:rPr>
+      </w:pPr>
+      <w:r>
+        <w:rPr>
+          <w:sz w:val="22"/>
+        </w:rPr>
+        <w:t xml:space="preserve">        &lt;?php foreach (array_reverse($_SESSION["audit"]) as $log): ?&gt;</w:t>
+      </w:r>
+    </w:p>
+    <w:p>
+      <w:pPr>
+        <w:rPr>
+          <w:sz w:val="22"/>
+        </w:rPr>
+      </w:pPr>
+      <w:r>
+        <w:rPr>
+          <w:sz w:val="22"/>
+        </w:rPr>
+        <w:t xml:space="preserve">            &lt;li&gt;&lt;?= htmlspecialchars($log) ?&gt;&lt;/li&gt;</w:t>
+      </w:r>
+    </w:p>
+    <w:p>
+      <w:pPr>
+        <w:rPr>
+          <w:sz w:val="22"/>
+        </w:rPr>
+      </w:pPr>
+      <w:r>
+        <w:rPr>
+          <w:sz w:val="22"/>
+        </w:rPr>
+        <w:t xml:space="preserve">        &lt;?php endforeach; ?&gt;</w:t>
+      </w:r>
+    </w:p>
+    <w:p>
+      <w:pPr>
+        <w:rPr>
+          <w:sz w:val="22"/>
+        </w:rPr>
+      </w:pPr>
+      <w:r>
+        <w:rPr>
+          <w:sz w:val="22"/>
+        </w:rPr>
+        <w:t xml:space="preserve">    &lt;/ul&gt;</w:t>
       </w:r>
     </w:p>
     <w:p>
@@ -1586,13 +1250,59 @@
     <w:p>
       <w:pPr>
         <w:rPr>
+          <w:sz w:val="22"/>
+        </w:rPr>
+      </w:pPr>
+      <w:r>
+        <w:rPr>
+          <w:sz w:val="22"/>
+        </w:rPr>
+        <w:drawing>
+          <wp:inline distT="0" distB="0" distL="0" distR="0" wp14:anchorId="0C7B3633" wp14:editId="58215E75">
+            <wp:extent cx="4886284" cy="2975317"/>
+            <wp:effectExtent l="0" t="0" r="0" b="0"/>
+            <wp:docPr id="453448333" name="Picture 1"/>
+            <wp:cNvGraphicFramePr>
+              <a:graphicFrameLocks xmlns:a="http://schemas.openxmlformats.org/drawingml/2006/main" noChangeAspect="1"/>
+            </wp:cNvGraphicFramePr>
+            <a:graphic xmlns:a="http://schemas.openxmlformats.org/drawingml/2006/main">
+              <a:graphicData uri="http://schemas.openxmlformats.org/drawingml/2006/picture">
+                <pic:pic xmlns:pic="http://schemas.openxmlformats.org/drawingml/2006/picture">
+                  <pic:nvPicPr>
+                    <pic:cNvPr id="453448333" name=""/>
+                    <pic:cNvPicPr/>
+                  </pic:nvPicPr>
+                  <pic:blipFill>
+                    <a:blip r:embed="rId8"/>
+                    <a:stretch>
+                      <a:fillRect/>
+                    </a:stretch>
+                  </pic:blipFill>
+                  <pic:spPr>
+                    <a:xfrm>
+                      <a:off x="0" y="0"/>
+                      <a:ext cx="4891377" cy="2978418"/>
+                    </a:xfrm>
+                    <a:prstGeom prst="rect">
+                      <a:avLst/>
+                    </a:prstGeom>
+                  </pic:spPr>
+                </pic:pic>
+              </a:graphicData>
+            </a:graphic>
+          </wp:inline>
+        </w:drawing>
+      </w:r>
+    </w:p>
+    <w:p>
+      <w:pPr>
+        <w:rPr>
           <w:b/>
           <w:bCs/>
           <w:sz w:val="28"/>
           <w:szCs w:val="28"/>
         </w:rPr>
       </w:pPr>
-      <w:proofErr w:type="spellStart"/>
       <w:r>
         <w:rPr>
           <w:b/>
@@ -1600,17 +1310,8 @@
           <w:sz w:val="28"/>
           <w:szCs w:val="28"/>
         </w:rPr>
-        <w:t>Implementataion</w:t>
-      </w:r>
-      <w:proofErr w:type="spellEnd"/>
-      <w:r>
-        <w:rPr>
-          <w:b/>
-          <w:bCs/>
-          <w:sz w:val="28"/>
-          <w:szCs w:val="28"/>
-        </w:rPr>
-        <w:t>:</w:t>
+        <w:lastRenderedPageBreak/>
+        <w:t>Implementataion:</w:t>
       </w:r>
     </w:p>
     <w:p>
@@ -1798,7 +1499,6 @@
           <w:szCs w:val="32"/>
           <w:lang w:val="en-IN"/>
         </w:rPr>
-        <w:lastRenderedPageBreak/>
         <w:t>GitHub Repository Link:</w:t>
       </w:r>
     </w:p>
@@ -1920,8 +1620,8 @@
     </w:p>
     <w:p/>
     <w:sectPr>
-      <w:headerReference w:type="default" r:id="rId8"/>
-      <w:footerReference w:type="default" r:id="rId9"/>
+      <w:headerReference w:type="default" r:id="rId9"/>
+      <w:footerReference w:type="default" r:id="rId10"/>
       <w:pgSz w:w="12240" w:h="15840"/>
       <w:pgMar w:top="1440" w:right="1800" w:bottom="1440" w:left="1800" w:header="720" w:footer="720" w:gutter="0"/>
       <w:cols w:space="720"/>
